--- a/partnerships/ssb/Lux_SSB_Strategic_Partnership_Agreement.docx
+++ b/partnerships/ssb/Lux_SSB_Strategic_Partnership_Agreement.docx
@@ -3217,77 +3217,6 @@
       </w:r>
       <w:r>
         <w:t>Brief delivered (sfpb_integration_brief.pdf); awaiting kickoff per §7 of the brief.</w:t>
-      </w:r>
-    </w:p>
-    <w:p>
-      <w:pPr>
-        <w:spacing w:before="160" w:after="40"/>
-      </w:pPr>
-      <w:r>
-        <w:rPr>
-          <w:b/>
-        </w:rPr>
-        <w:t>SogoTrade, Inc.  (OG-SP-2026-SOGO)</w:t>
-      </w:r>
-    </w:p>
-    <w:p>
-      <w:pPr>
-        <w:spacing w:after="40"/>
-        <w:ind w:left="360"/>
-      </w:pPr>
-      <w:r>
-        <w:rPr>
-          <w:b/>
-        </w:rPr>
-        <w:t xml:space="preserve">Region: </w:t>
-      </w:r>
-      <w:r>
-        <w:t>United States</w:t>
-      </w:r>
-    </w:p>
-    <w:p>
-      <w:pPr>
-        <w:spacing w:after="40"/>
-        <w:ind w:left="360"/>
-      </w:pPr>
-      <w:r>
-        <w:rPr>
-          <w:b/>
-        </w:rPr>
-        <w:t xml:space="preserve">Role: </w:t>
-      </w:r>
-      <w:r>
-        <w:t>US registered broker-dealer; introduction + execution + distribution of US securities to a retail customer base.</w:t>
-      </w:r>
-    </w:p>
-    <w:p>
-      <w:pPr>
-        <w:spacing w:after="40"/>
-        <w:ind w:left="360"/>
-      </w:pPr>
-      <w:r>
-        <w:rPr>
-          <w:b/>
-        </w:rPr>
-        <w:t xml:space="preserve">Coordination with this Partnership: </w:t>
-      </w:r>
-      <w:r>
-        <w:t>Uses SFPB for ACH/wire settlement, card-funded buy-side deposits, and (optionally) the SF Private Bank ATS as an additional execution venue. Customer KYC via Simplici.io with WRA reliance from SFPB.</w:t>
-      </w:r>
-    </w:p>
-    <w:p>
-      <w:pPr>
-        <w:spacing w:after="40"/>
-        <w:ind w:left="360"/>
-      </w:pPr>
-      <w:r>
-        <w:rPr>
-          <w:b/>
-        </w:rPr>
-        <w:t xml:space="preserve">Status: </w:t>
-      </w:r>
-      <w:r>
-        <w:t>Agreement delivered.</w:t>
       </w:r>
     </w:p>
     <w:p>
